--- a/links.docx
+++ b/links.docx
@@ -64,23 +64,7 @@
           <w:b/>
           <w:bCs/>
         </w:rPr>
-        <w:t xml:space="preserve">TFT </w:t>
-      </w:r>
-      <w:proofErr w:type="spellStart"/>
-      <w:r>
-        <w:rPr>
-          <w:b/>
-          <w:bCs/>
-        </w:rPr>
-        <w:t>og</w:t>
-      </w:r>
-      <w:proofErr w:type="spellEnd"/>
-      <w:r>
-        <w:rPr>
-          <w:b/>
-          <w:bCs/>
-        </w:rPr>
-        <w:t xml:space="preserve"> article</w:t>
+        <w:t>TFT og article</w:t>
       </w:r>
     </w:p>
     <w:p>
@@ -99,39 +83,21 @@
         <w:rPr>
           <w:b/>
           <w:bCs/>
-          <w:lang w:val="en-CH"/>
         </w:rPr>
       </w:pPr>
       <w:r>
         <w:rPr>
           <w:b/>
           <w:bCs/>
-          <w:lang w:val="en-CH"/>
-        </w:rPr>
-        <w:t xml:space="preserve">Peak </w:t>
-      </w:r>
-      <w:proofErr w:type="spellStart"/>
-      <w:r>
-        <w:rPr>
-          <w:b/>
-          <w:bCs/>
-          <w:lang w:val="en-CH"/>
-        </w:rPr>
-        <w:t>graphTFT</w:t>
-      </w:r>
-      <w:proofErr w:type="spellEnd"/>
-    </w:p>
-    <w:p>
-      <w:pPr>
-        <w:rPr>
-          <w:lang w:val="en-CH"/>
-        </w:rPr>
-      </w:pPr>
+        </w:rPr>
+        <w:t>Peak graphTFT</w:t>
+      </w:r>
+    </w:p>
+    <w:p>
       <w:hyperlink r:id="rId8" w:history="1">
         <w:r>
           <w:rPr>
             <w:rStyle w:val="Hyperlink"/>
-            <w:lang w:val="en-CH"/>
           </w:rPr>
           <w:t>https://dl.acm.org/doi/pdf/10.1145/3764912.3770814</w:t>
         </w:r>
@@ -143,14 +109,12 @@
         <w:rPr>
           <w:b/>
           <w:bCs/>
-          <w:lang w:val="en-CH"/>
         </w:rPr>
       </w:pPr>
       <w:r>
         <w:rPr>
           <w:b/>
           <w:bCs/>
-          <w:lang w:val="en-CH"/>
         </w:rPr>
         <w:t>Air Pollution Forecasting</w:t>
       </w:r>
@@ -158,7 +122,6 @@
         <w:rPr>
           <w:b/>
           <w:bCs/>
-          <w:lang w:val="en-CH"/>
         </w:rPr>
         <w:t>: TFT &amp; GNN</w:t>
       </w:r>
@@ -179,15 +142,12 @@
         <w:rPr>
           <w:b/>
           <w:bCs/>
-          <w:lang w:val="en-CH"/>
         </w:rPr>
       </w:pPr>
-      <w:proofErr w:type="gramStart"/>
-      <w:r>
-        <w:rPr>
-          <w:b/>
-          <w:bCs/>
-          <w:lang w:val="en-CH"/>
+      <w:r>
+        <w:rPr>
+          <w:b/>
+          <w:bCs/>
         </w:rPr>
         <w:t>STGCN</w:t>
       </w:r>
@@ -195,7 +155,6 @@
         <w:rPr>
           <w:b/>
           <w:bCs/>
-          <w:lang w:val="en-CH"/>
         </w:rPr>
         <w:t xml:space="preserve"> </w:t>
       </w:r>
@@ -203,34 +162,20 @@
         <w:rPr>
           <w:b/>
           <w:bCs/>
-          <w:lang w:val="en-CH"/>
         </w:rPr>
         <w:t xml:space="preserve"> (</w:t>
       </w:r>
-      <w:proofErr w:type="spellStart"/>
-      <w:proofErr w:type="gramEnd"/>
-      <w:r>
-        <w:rPr>
-          <w:b/>
-          <w:bCs/>
-          <w:lang w:val="en-CH"/>
-        </w:rPr>
-        <w:t>Spatio</w:t>
-      </w:r>
-      <w:proofErr w:type="spellEnd"/>
-      <w:r>
-        <w:rPr>
-          <w:b/>
-          <w:bCs/>
-          <w:lang w:val="en-CH"/>
-        </w:rPr>
-        <w:t>-Temporal</w:t>
-      </w:r>
-      <w:r>
-        <w:rPr>
-          <w:b/>
-          <w:bCs/>
-          <w:lang w:val="en-CH"/>
+      <w:r>
+        <w:rPr>
+          <w:b/>
+          <w:bCs/>
+        </w:rPr>
+        <w:t>Spatio-Temporal</w:t>
+      </w:r>
+      <w:r>
+        <w:rPr>
+          <w:b/>
+          <w:bCs/>
         </w:rPr>
         <w:t>) for</w:t>
       </w:r>
@@ -238,7 +183,6 @@
         <w:rPr>
           <w:b/>
           <w:bCs/>
-          <w:lang w:val="en-CH"/>
         </w:rPr>
         <w:t xml:space="preserve"> Traffic Forecasting</w:t>
       </w:r>
@@ -315,49 +259,34 @@
         <w:rPr>
           <w:b/>
           <w:bCs/>
-          <w:lang w:val="en-CH"/>
         </w:rPr>
       </w:pPr>
       <w:r>
         <w:rPr>
           <w:b/>
           <w:bCs/>
-          <w:lang w:val="en-CH"/>
         </w:rPr>
         <w:t>Hybrid Temporal Fusion Transformer Graph Neural Network</w:t>
       </w:r>
     </w:p>
     <w:p>
-      <w:pPr>
-        <w:rPr>
-          <w:lang w:val="en-CH"/>
-        </w:rPr>
-      </w:pPr>
       <w:hyperlink r:id="rId12" w:history="1">
         <w:r>
           <w:rPr>
             <w:rStyle w:val="Hyperlink"/>
-            <w:lang w:val="en-CH"/>
           </w:rPr>
           <w:t>https://www.mdpi.com/2673-9909/5/4/176</w:t>
         </w:r>
       </w:hyperlink>
     </w:p>
+    <w:p/>
     <w:p>
       <w:pPr>
         <w:rPr>
-          <w:lang w:val="en-CH"/>
+          <w:b/>
+          <w:bCs/>
         </w:rPr>
       </w:pPr>
-    </w:p>
-    <w:p>
-      <w:pPr>
-        <w:rPr>
-          <w:b/>
-          <w:bCs/>
-        </w:rPr>
-      </w:pPr>
-      <w:proofErr w:type="spellStart"/>
       <w:r>
         <w:rPr>
           <w:b/>
@@ -365,7 +294,6 @@
         </w:rPr>
         <w:t>KriGNN</w:t>
       </w:r>
-      <w:proofErr w:type="spellEnd"/>
     </w:p>
     <w:p>
       <w:hyperlink r:id="rId13" w:history="1">
@@ -377,21 +305,13 @@
         </w:r>
       </w:hyperlink>
     </w:p>
-    <w:p>
-      <w:pPr>
-        <w:rPr>
-          <w:lang w:val="en-CH"/>
-        </w:rPr>
-      </w:pPr>
-    </w:p>
-    <w:p>
-      <w:pPr>
-        <w:rPr>
-          <w:lang w:val="en-CH"/>
-        </w:rPr>
-      </w:pPr>
-    </w:p>
     <w:p/>
+    <w:p/>
+    <w:p>
+      <w:r>
+        <w:t>https://www.sciencedirect.com/science/article/pii/S2589004226001458</w:t>
+      </w:r>
+    </w:p>
     <w:sectPr>
       <w:pgSz w:w="11906" w:h="16838"/>
       <w:pgMar w:top="1440" w:right="1440" w:bottom="1440" w:left="1440" w:header="708" w:footer="708" w:gutter="0"/>
@@ -1004,6 +924,7 @@
   <w:style w:type="character" w:default="1" w:styleId="DefaultParagraphFont">
     <w:name w:val="Default Paragraph Font"/>
     <w:uiPriority w:val="1"/>
+    <w:semiHidden/>
     <w:unhideWhenUsed/>
   </w:style>
   <w:style w:type="table" w:default="1" w:styleId="TableNormal">
